--- a/HandIns/Handin_02/hashtabel i word DOA.docx
+++ b/HandIns/Handin_02/hashtabel i word DOA.docx
@@ -73,7 +73,11 @@
           <w:tcPr>
             <w:tcW w:w="1126" w:type="dxa"/>
           </w:tcPr>
-          <w:p/>
+          <w:p>
+            <w:r>
+              <w:t>17</w:t>
+            </w:r>
+          </w:p>
         </w:tc>
         <w:tc>
           <w:tcPr>
